--- a/워드/0_학생용_워크북.docx
+++ b/워드/0_학생용_워크북.docx
@@ -542,7 +542,7 @@
                 <w:rFonts w:ascii="맑은 고딕" w:hAnsi="맑은 고딕" w:eastAsia="맑은 고딕"/>
                 <w:sz w:val="21"/>
               </w:rPr>
-              <w:t>3. ③ 숨기지 말 것 — 어떻게 썼는지 여섯 줄로 남긴다</w:t>
+              <w:t>3. ③ 숨기지 말 것 — 어떻게 썼는지 여섯 줄로 남긴다 (안 썼으면 ‘사용하지 않음’이라고 남긴다)</w:t>
             </w:r>
           </w:p>
           <w:p>
@@ -639,7 +639,7 @@
                 <w:rFonts w:ascii="맑은 고딕" w:hAnsi="맑은 고딕" w:eastAsia="맑은 고딕"/>
                 <w:sz w:val="21"/>
               </w:rPr>
-              <w:t>③ AI를 쓴 것은 감점이 아닙니다. 기록하지 않는 것이 문제입니다.</w:t>
+              <w:t>③ AI를 쓴 것은 감점이 아닙니다. 기록하지 않는 것이 문제입니다. 안 썼다면 안 썼다고 적으면 됩니다.</w:t>
             </w:r>
           </w:p>
         </w:tc>
@@ -1896,8 +1896,595 @@
           <w:color w:val="5B6675"/>
           <w:sz w:val="19"/>
         </w:rPr>
-        <w:t>AI를 쓴 것은 잘못이 아닙니다. 쓰고도 안 썼다고 하는 것이 문제입니다. 앞으로 모든 과제에서 아래 여섯 줄을 함께 냅니다.</w:t>
+        <w:t>AI를 쓴 것은 잘못이 아닙니다. 쓰고도 안 썼다고 하는 것이 문제입니다. 선생님이 보려는 것은 ‘AI를 썼는가’가 아니라 ‘어디까지가 네 것인가’입니다. 앞으로 모든 과제에 아래 여섯 줄을 함께 냅니다.</w:t>
       </w:r>
+    </w:p>
+    <w:tbl>
+      <w:tblPr>
+        <w:tblW w:type="auto" w:w="0"/>
+        <w:tblLayout w:type="fixed"/>
+        <w:tblLook w:firstColumn="1" w:firstRow="1" w:lastColumn="0" w:lastRow="0" w:noHBand="0" w:noVBand="1" w:val="04A0"/>
+      </w:tblPr>
+      <w:tblGrid>
+        <w:gridCol w:w="9638"/>
+      </w:tblGrid>
+      <w:tr>
+        <w:tc>
+          <w:tcPr>
+            <w:tcW w:type="dxa" w:w="9638"/>
+            <w:shd w:val="clear" w:color="auto" w:fill="FBFCFF"/>
+            <w:tcBorders>
+              <w:top w:val="single" w:sz="8" w:space="0" w:color="C9D6EC"/>
+              <w:left w:val="single" w:sz="8" w:space="0" w:color="C9D6EC"/>
+              <w:bottom w:val="single" w:sz="8" w:space="0" w:color="C9D6EC"/>
+              <w:right w:val="single" w:sz="8" w:space="0" w:color="C9D6EC"/>
+            </w:tcBorders>
+            <w:tcMar>
+              <w:top w:w="140" w:type="dxa"/>
+              <w:left w:w="140" w:type="dxa"/>
+              <w:bottom w:w="140" w:type="dxa"/>
+              <w:right w:w="140" w:type="dxa"/>
+            </w:tcMar>
+          </w:tcPr>
+          <w:p>
+            <w:pPr>
+              <w:spacing w:after="20" w:line="312" w:lineRule="auto"/>
+            </w:pPr>
+            <w:r/>
+            <w:r>
+              <w:rPr>
+                <w:rFonts w:ascii="맑은 고딕" w:hAnsi="맑은 고딕" w:eastAsia="맑은 고딕"/>
+                <w:b/>
+                <w:sz w:val="22"/>
+              </w:rPr>
+              <w:t>여섯 줄은 각각 이것을 묻습니다</w:t>
+            </w:r>
+          </w:p>
+          <w:p>
+            <w:pPr>
+              <w:spacing w:after="20" w:line="312" w:lineRule="auto"/>
+            </w:pPr>
+            <w:r>
+              <w:rPr>
+                <w:rFonts w:ascii="맑은 고딕" w:hAnsi="맑은 고딕" w:eastAsia="맑은 고딕"/>
+                <w:sz w:val="22"/>
+              </w:rPr>
+              <w:t>① 사용한 AI — 무엇을 썼나 (안 썼으면 ‘사용 안 함’)</w:t>
+            </w:r>
+          </w:p>
+          <w:p>
+            <w:pPr>
+              <w:spacing w:after="20" w:line="312" w:lineRule="auto"/>
+            </w:pPr>
+            <w:r>
+              <w:rPr>
+                <w:rFonts w:ascii="맑은 고딕" w:hAnsi="맑은 고딕" w:eastAsia="맑은 고딕"/>
+                <w:sz w:val="22"/>
+              </w:rPr>
+              <w:t>② 주고받은 횟수 — 한 번 물어본 것과 열 번 다듬은 것은 다릅니다</w:t>
+            </w:r>
+          </w:p>
+          <w:p>
+            <w:pPr>
+              <w:spacing w:after="20" w:line="312" w:lineRule="auto"/>
+            </w:pPr>
+            <w:r>
+              <w:rPr>
+                <w:rFonts w:ascii="맑은 고딕" w:hAnsi="맑은 고딕" w:eastAsia="맑은 고딕"/>
+                <w:sz w:val="22"/>
+              </w:rPr>
+              <w:t>③ 가장 도움이 된 부분 — AI가 잘한 것을 인정하는 칸입니다</w:t>
+            </w:r>
+          </w:p>
+          <w:p>
+            <w:pPr>
+              <w:spacing w:after="20" w:line="312" w:lineRule="auto"/>
+            </w:pPr>
+            <w:r>
+              <w:rPr>
+                <w:rFonts w:ascii="맑은 고딕" w:hAnsi="맑은 고딕" w:eastAsia="맑은 고딕"/>
+                <w:sz w:val="22"/>
+              </w:rPr>
+              <w:t>④ 내가 고친 부분 — 여기가 제일 중요합니다. 고친 게 없으면 그대로 낸 것입니다</w:t>
+            </w:r>
+          </w:p>
+          <w:p>
+            <w:pPr>
+              <w:spacing w:after="20" w:line="312" w:lineRule="auto"/>
+            </w:pPr>
+            <w:r>
+              <w:rPr>
+                <w:rFonts w:ascii="맑은 고딕" w:hAnsi="맑은 고딕" w:eastAsia="맑은 고딕"/>
+                <w:sz w:val="22"/>
+              </w:rPr>
+              <w:t>⑤ 사실 확인한 내용과 방법 — 어디서 어떻게 확인했는지</w:t>
+            </w:r>
+          </w:p>
+          <w:p>
+            <w:pPr>
+              <w:spacing w:after="20" w:line="312" w:lineRule="auto"/>
+            </w:pPr>
+            <w:r>
+              <w:rPr>
+                <w:rFonts w:ascii="맑은 고딕" w:hAnsi="맑은 고딕" w:eastAsia="맑은 고딕"/>
+                <w:sz w:val="22"/>
+              </w:rPr>
+              <w:t>⑥ 내가 한 일 — AI가 대신할 수 없었던 것</w:t>
+            </w:r>
+          </w:p>
+        </w:tc>
+      </w:tr>
+    </w:tbl>
+    <w:p>
+      <w:pPr>
+        <w:spacing w:after="40"/>
+      </w:pPr>
+    </w:p>
+    <w:p>
+      <w:pPr>
+        <w:spacing w:before="0" w:after="40"/>
+      </w:pPr>
+      <w:r>
+        <w:rPr>
+          <w:rFonts w:ascii="맑은 고딕" w:hAnsi="맑은 고딕" w:eastAsia="맑은 고딕"/>
+          <w:b/>
+          <w:color w:val="5B6675"/>
+          <w:sz w:val="19"/>
+        </w:rPr>
+        <w:t>· 이런 답이 오면 정상입니다</w:t>
+      </w:r>
+    </w:p>
+    <w:tbl>
+      <w:tblPr>
+        <w:tblW w:type="auto" w:w="0"/>
+        <w:tblLayout w:type="fixed"/>
+        <w:tblLook w:firstColumn="1" w:firstRow="1" w:lastColumn="0" w:lastRow="0" w:noHBand="0" w:noVBand="1" w:val="04A0"/>
+      </w:tblPr>
+      <w:tblGrid>
+        <w:gridCol w:w="9638"/>
+      </w:tblGrid>
+      <w:tr>
+        <w:tc>
+          <w:tcPr>
+            <w:tcW w:type="dxa" w:w="9638"/>
+            <w:shd w:val="clear" w:color="auto" w:fill="FAFBFD"/>
+            <w:tcBorders>
+              <w:top w:val="single" w:sz="8" w:space="0" w:color="E2E6EC"/>
+              <w:left w:val="single" w:sz="8" w:space="0" w:color="E2E6EC"/>
+              <w:bottom w:val="single" w:sz="8" w:space="0" w:color="E2E6EC"/>
+              <w:right w:val="single" w:sz="8" w:space="0" w:color="E2E6EC"/>
+            </w:tcBorders>
+            <w:tcMar>
+              <w:top w:w="140" w:type="dxa"/>
+              <w:left w:w="140" w:type="dxa"/>
+              <w:bottom w:w="140" w:type="dxa"/>
+              <w:right w:w="140" w:type="dxa"/>
+            </w:tcMar>
+          </w:tcPr>
+          <w:p>
+            <w:pPr>
+              <w:spacing w:after="20" w:line="312" w:lineRule="auto"/>
+            </w:pPr>
+            <w:r/>
+            <w:r>
+              <w:rPr>
+                <w:rFonts w:ascii="맑은 고딕" w:hAnsi="맑은 고딕" w:eastAsia="맑은 고딕"/>
+                <w:sz w:val="18"/>
+              </w:rPr>
+              <w:t>── 잘 쓴 기록 (그대로 통과) ──</w:t>
+            </w:r>
+          </w:p>
+          <w:p>
+            <w:pPr>
+              <w:spacing w:after="20" w:line="312" w:lineRule="auto"/>
+            </w:pPr>
+            <w:r>
+              <w:rPr>
+                <w:rFonts w:ascii="맑은 고딕" w:hAnsi="맑은 고딕" w:eastAsia="맑은 고딕"/>
+                <w:sz w:val="18"/>
+              </w:rPr>
+              <w:t>· 사용한 AI: 제미나이(무료)</w:t>
+            </w:r>
+          </w:p>
+          <w:p>
+            <w:pPr>
+              <w:spacing w:after="20" w:line="312" w:lineRule="auto"/>
+            </w:pPr>
+            <w:r>
+              <w:rPr>
+                <w:rFonts w:ascii="맑은 고딕" w:hAnsi="맑은 고딕" w:eastAsia="맑은 고딕"/>
+                <w:sz w:val="18"/>
+              </w:rPr>
+              <w:t>· 주고받은 횟수: 약 6회</w:t>
+            </w:r>
+          </w:p>
+          <w:p>
+            <w:pPr>
+              <w:spacing w:after="20" w:line="312" w:lineRule="auto"/>
+            </w:pPr>
+            <w:r>
+              <w:rPr>
+                <w:rFonts w:ascii="맑은 고딕" w:hAnsi="맑은 고딕" w:eastAsia="맑은 고딕"/>
+                <w:sz w:val="18"/>
+              </w:rPr>
+              <w:t>· AI가 가장 도움이 된 부분: 내가 몰랐던 개인정보 항목을 짚어 준 것</w:t>
+            </w:r>
+          </w:p>
+          <w:p>
+            <w:pPr>
+              <w:spacing w:after="20" w:line="312" w:lineRule="auto"/>
+            </w:pPr>
+            <w:r>
+              <w:rPr>
+                <w:rFonts w:ascii="맑은 고딕" w:hAnsi="맑은 고딕" w:eastAsia="맑은 고딕"/>
+                <w:sz w:val="18"/>
+              </w:rPr>
+              <w:t>· AI 결과 중 내가 고친 부분: AI가 “학번은 개인정보가 아니다”라고 해서,</w:t>
+            </w:r>
+          </w:p>
+          <w:p>
+            <w:pPr>
+              <w:spacing w:after="20" w:line="312" w:lineRule="auto"/>
+            </w:pPr>
+            <w:r>
+              <w:rPr>
+                <w:rFonts w:ascii="맑은 고딕" w:hAnsi="맑은 고딕" w:eastAsia="맑은 고딕"/>
+                <w:sz w:val="18"/>
+              </w:rPr>
+              <w:t xml:space="preserve">  학교 누리집 개인정보 처리방침을 찾아보고 학번도 넣지 않기로 바꿨다</w:t>
+            </w:r>
+          </w:p>
+          <w:p>
+            <w:pPr>
+              <w:spacing w:after="20" w:line="312" w:lineRule="auto"/>
+            </w:pPr>
+            <w:r>
+              <w:rPr>
+                <w:rFonts w:ascii="맑은 고딕" w:hAnsi="맑은 고딕" w:eastAsia="맑은 고딕"/>
+                <w:sz w:val="18"/>
+              </w:rPr>
+              <w:t>· 사실 확인한 내용과 방법: 위 내용을 학교 누리집에서 직접 확인함</w:t>
+            </w:r>
+          </w:p>
+          <w:p>
+            <w:pPr>
+              <w:spacing w:after="20" w:line="312" w:lineRule="auto"/>
+            </w:pPr>
+            <w:r>
+              <w:rPr>
+                <w:rFonts w:ascii="맑은 고딕" w:hAnsi="맑은 고딕" w:eastAsia="맑은 고딕"/>
+                <w:sz w:val="18"/>
+              </w:rPr>
+              <w:t>· AI에게 맡기지 않고 내가 한 일: 우리 반에서 실제로 쓰는 정보 6가지를 골라낸 것</w:t>
+            </w:r>
+          </w:p>
+          <w:p>
+            <w:pPr>
+              <w:spacing w:after="20" w:line="312" w:lineRule="auto"/>
+            </w:pPr>
+            <w:r>
+              <w:rPr>
+                <w:rFonts w:ascii="맑은 고딕" w:hAnsi="맑은 고딕" w:eastAsia="맑은 고딕"/>
+                <w:sz w:val="18"/>
+              </w:rPr>
+            </w:r>
+          </w:p>
+          <w:p>
+            <w:pPr>
+              <w:spacing w:after="20" w:line="312" w:lineRule="auto"/>
+            </w:pPr>
+            <w:r>
+              <w:rPr>
+                <w:rFonts w:ascii="맑은 고딕" w:hAnsi="맑은 고딕" w:eastAsia="맑은 고딕"/>
+                <w:sz w:val="18"/>
+              </w:rPr>
+              <w:t>── 다시 써야 하는 기록 ──</w:t>
+            </w:r>
+          </w:p>
+          <w:p>
+            <w:pPr>
+              <w:spacing w:after="20" w:line="312" w:lineRule="auto"/>
+            </w:pPr>
+            <w:r>
+              <w:rPr>
+                <w:rFonts w:ascii="맑은 고딕" w:hAnsi="맑은 고딕" w:eastAsia="맑은 고딕"/>
+                <w:sz w:val="18"/>
+              </w:rPr>
+              <w:t>· 사용한 AI: 챗지피티</w:t>
+            </w:r>
+          </w:p>
+          <w:p>
+            <w:pPr>
+              <w:spacing w:after="20" w:line="312" w:lineRule="auto"/>
+            </w:pPr>
+            <w:r>
+              <w:rPr>
+                <w:rFonts w:ascii="맑은 고딕" w:hAnsi="맑은 고딕" w:eastAsia="맑은 고딕"/>
+                <w:sz w:val="18"/>
+              </w:rPr>
+              <w:t>· 주고받은 횟수: 몇 번</w:t>
+            </w:r>
+          </w:p>
+          <w:p>
+            <w:pPr>
+              <w:spacing w:after="20" w:line="312" w:lineRule="auto"/>
+            </w:pPr>
+            <w:r>
+              <w:rPr>
+                <w:rFonts w:ascii="맑은 고딕" w:hAnsi="맑은 고딕" w:eastAsia="맑은 고딕"/>
+                <w:sz w:val="18"/>
+              </w:rPr>
+              <w:t>· AI가 가장 도움이 된 부분: 다</w:t>
+            </w:r>
+          </w:p>
+          <w:p>
+            <w:pPr>
+              <w:spacing w:after="20" w:line="312" w:lineRule="auto"/>
+            </w:pPr>
+            <w:r>
+              <w:rPr>
+                <w:rFonts w:ascii="맑은 고딕" w:hAnsi="맑은 고딕" w:eastAsia="맑은 고딕"/>
+                <w:sz w:val="18"/>
+              </w:rPr>
+              <w:t>· AI 결과 중 내가 고친 부분: 없음</w:t>
+            </w:r>
+          </w:p>
+          <w:p>
+            <w:pPr>
+              <w:spacing w:after="20" w:line="312" w:lineRule="auto"/>
+            </w:pPr>
+            <w:r>
+              <w:rPr>
+                <w:rFonts w:ascii="맑은 고딕" w:hAnsi="맑은 고딕" w:eastAsia="맑은 고딕"/>
+                <w:sz w:val="18"/>
+              </w:rPr>
+              <w:t>· 사실 확인한 내용과 방법: 안 함</w:t>
+            </w:r>
+          </w:p>
+          <w:p>
+            <w:pPr>
+              <w:spacing w:after="20" w:line="312" w:lineRule="auto"/>
+            </w:pPr>
+            <w:r>
+              <w:rPr>
+                <w:rFonts w:ascii="맑은 고딕" w:hAnsi="맑은 고딕" w:eastAsia="맑은 고딕"/>
+                <w:sz w:val="18"/>
+              </w:rPr>
+              <w:t>· AI에게 맡기지 않고 내가 한 일: 없음</w:t>
+            </w:r>
+          </w:p>
+          <w:p>
+            <w:pPr>
+              <w:spacing w:after="20" w:line="312" w:lineRule="auto"/>
+            </w:pPr>
+            <w:r>
+              <w:rPr>
+                <w:rFonts w:ascii="맑은 고딕" w:hAnsi="맑은 고딕" w:eastAsia="맑은 고딕"/>
+                <w:sz w:val="18"/>
+              </w:rPr>
+              <w:t xml:space="preserve">  → ‘AI가 다 했다’는 기록입니다. 그러면 이 과제는 내 것이 아닙니다.</w:t>
+            </w:r>
+          </w:p>
+          <w:p>
+            <w:pPr>
+              <w:spacing w:after="20" w:line="312" w:lineRule="auto"/>
+            </w:pPr>
+            <w:r>
+              <w:rPr>
+                <w:rFonts w:ascii="맑은 고딕" w:hAnsi="맑은 고딕" w:eastAsia="맑은 고딕"/>
+                <w:sz w:val="18"/>
+              </w:rPr>
+              <w:t xml:space="preserve">     ④⑤⑥ 중 하나라도 적을 것이 없다면, 아직 과제가 끝나지 않은 것입니다.</w:t>
+            </w:r>
+          </w:p>
+          <w:p>
+            <w:pPr>
+              <w:spacing w:after="20" w:line="312" w:lineRule="auto"/>
+            </w:pPr>
+            <w:r>
+              <w:rPr>
+                <w:rFonts w:ascii="맑은 고딕" w:hAnsi="맑은 고딕" w:eastAsia="맑은 고딕"/>
+                <w:sz w:val="18"/>
+              </w:rPr>
+            </w:r>
+          </w:p>
+          <w:p>
+            <w:pPr>
+              <w:spacing w:after="20" w:line="312" w:lineRule="auto"/>
+            </w:pPr>
+            <w:r>
+              <w:rPr>
+                <w:rFonts w:ascii="맑은 고딕" w:hAnsi="맑은 고딕" w:eastAsia="맑은 고딕"/>
+                <w:sz w:val="18"/>
+              </w:rPr>
+              <w:t>── AI를 아예 쓰지 않았다면 ──</w:t>
+            </w:r>
+          </w:p>
+          <w:p>
+            <w:pPr>
+              <w:spacing w:after="20" w:line="312" w:lineRule="auto"/>
+            </w:pPr>
+            <w:r>
+              <w:rPr>
+                <w:rFonts w:ascii="맑은 고딕" w:hAnsi="맑은 고딕" w:eastAsia="맑은 고딕"/>
+                <w:sz w:val="18"/>
+              </w:rPr>
+              <w:t>빈칸으로 두지 말고 이렇게 적습니다.</w:t>
+            </w:r>
+          </w:p>
+          <w:p>
+            <w:pPr>
+              <w:spacing w:after="20" w:line="312" w:lineRule="auto"/>
+            </w:pPr>
+            <w:r>
+              <w:rPr>
+                <w:rFonts w:ascii="맑은 고딕" w:hAnsi="맑은 고딕" w:eastAsia="맑은 고딕"/>
+                <w:sz w:val="18"/>
+              </w:rPr>
+              <w:t>· 사용한 AI: 사용하지 않음</w:t>
+            </w:r>
+          </w:p>
+          <w:p>
+            <w:pPr>
+              <w:spacing w:after="20" w:line="312" w:lineRule="auto"/>
+            </w:pPr>
+            <w:r>
+              <w:rPr>
+                <w:rFonts w:ascii="맑은 고딕" w:hAnsi="맑은 고딕" w:eastAsia="맑은 고딕"/>
+                <w:sz w:val="18"/>
+              </w:rPr>
+              <w:t>· 주고받은 횟수: 0회</w:t>
+            </w:r>
+          </w:p>
+          <w:p>
+            <w:pPr>
+              <w:spacing w:after="20" w:line="312" w:lineRule="auto"/>
+            </w:pPr>
+            <w:r>
+              <w:rPr>
+                <w:rFonts w:ascii="맑은 고딕" w:hAnsi="맑은 고딕" w:eastAsia="맑은 고딕"/>
+                <w:sz w:val="18"/>
+              </w:rPr>
+              <w:t>· AI가 가장 도움이 된 부분: 해당 없음</w:t>
+            </w:r>
+          </w:p>
+          <w:p>
+            <w:pPr>
+              <w:spacing w:after="20" w:line="312" w:lineRule="auto"/>
+            </w:pPr>
+            <w:r>
+              <w:rPr>
+                <w:rFonts w:ascii="맑은 고딕" w:hAnsi="맑은 고딕" w:eastAsia="맑은 고딕"/>
+                <w:sz w:val="18"/>
+              </w:rPr>
+              <w:t>· AI 결과 중 내가 고친 부분: 해당 없음</w:t>
+            </w:r>
+          </w:p>
+          <w:p>
+            <w:pPr>
+              <w:spacing w:after="20" w:line="312" w:lineRule="auto"/>
+            </w:pPr>
+            <w:r>
+              <w:rPr>
+                <w:rFonts w:ascii="맑은 고딕" w:hAnsi="맑은 고딕" w:eastAsia="맑은 고딕"/>
+                <w:sz w:val="18"/>
+              </w:rPr>
+              <w:t>· 사실 확인한 내용과 방법: 교과서 82쪽과 학교 누리집에서 직접 확인</w:t>
+            </w:r>
+          </w:p>
+          <w:p>
+            <w:pPr>
+              <w:spacing w:after="20" w:line="312" w:lineRule="auto"/>
+            </w:pPr>
+            <w:r>
+              <w:rPr>
+                <w:rFonts w:ascii="맑은 고딕" w:hAnsi="맑은 고딕" w:eastAsia="맑은 고딕"/>
+                <w:sz w:val="18"/>
+              </w:rPr>
+              <w:t>· AI에게 맡기지 않고 내가 한 일: 처음부터 끝까지 직접 작성</w:t>
+            </w:r>
+          </w:p>
+          <w:p>
+            <w:pPr>
+              <w:spacing w:after="20" w:line="312" w:lineRule="auto"/>
+            </w:pPr>
+            <w:r>
+              <w:rPr>
+                <w:rFonts w:ascii="맑은 고딕" w:hAnsi="맑은 고딕" w:eastAsia="맑은 고딕"/>
+                <w:sz w:val="18"/>
+              </w:rPr>
+            </w:r>
+          </w:p>
+          <w:p>
+            <w:pPr>
+              <w:spacing w:after="20" w:line="312" w:lineRule="auto"/>
+            </w:pPr>
+            <w:r>
+              <w:rPr>
+                <w:rFonts w:ascii="맑은 고딕" w:hAnsi="맑은 고딕" w:eastAsia="맑은 고딕"/>
+                <w:sz w:val="18"/>
+              </w:rPr>
+              <w:t xml:space="preserve">  ‘사용하지 않음’도 정식 답입니다. 감점 사유가 아닙니다.</w:t>
+            </w:r>
+          </w:p>
+          <w:p>
+            <w:pPr>
+              <w:spacing w:after="20" w:line="312" w:lineRule="auto"/>
+            </w:pPr>
+            <w:r>
+              <w:rPr>
+                <w:rFonts w:ascii="맑은 고딕" w:hAnsi="맑은 고딕" w:eastAsia="맑은 고딕"/>
+                <w:sz w:val="18"/>
+              </w:rPr>
+              <w:t xml:space="preserve">  다만 ⑤와 ⑥은 AI를 안 썼어도 반드시 적습니다 — 그게 내가 한 일의 증거입니다.</w:t>
+            </w:r>
+          </w:p>
+          <w:p>
+            <w:pPr>
+              <w:spacing w:after="20" w:line="312" w:lineRule="auto"/>
+            </w:pPr>
+            <w:r>
+              <w:rPr>
+                <w:rFonts w:ascii="맑은 고딕" w:hAnsi="맑은 고딕" w:eastAsia="맑은 고딕"/>
+                <w:sz w:val="18"/>
+              </w:rPr>
+            </w:r>
+          </w:p>
+          <w:p>
+            <w:pPr>
+              <w:spacing w:after="20" w:line="312" w:lineRule="auto"/>
+            </w:pPr>
+            <w:r>
+              <w:rPr>
+                <w:rFonts w:ascii="맑은 고딕" w:hAnsi="맑은 고딕" w:eastAsia="맑은 고딕"/>
+                <w:sz w:val="18"/>
+              </w:rPr>
+              <w:t>── 한 가지만 기억하세요 ──</w:t>
+            </w:r>
+          </w:p>
+          <w:p>
+            <w:pPr>
+              <w:spacing w:after="20" w:line="312" w:lineRule="auto"/>
+            </w:pPr>
+            <w:r>
+              <w:rPr>
+                <w:rFonts w:ascii="맑은 고딕" w:hAnsi="맑은 고딕" w:eastAsia="맑은 고딕"/>
+                <w:sz w:val="18"/>
+              </w:rPr>
+              <w:t>④에 적을 것이 없다 = AI가 준 것을 그대로 낸 것</w:t>
+            </w:r>
+          </w:p>
+          <w:p>
+            <w:pPr>
+              <w:spacing w:after="20" w:line="312" w:lineRule="auto"/>
+            </w:pPr>
+            <w:r>
+              <w:rPr>
+                <w:rFonts w:ascii="맑은 고딕" w:hAnsi="맑은 고딕" w:eastAsia="맑은 고딕"/>
+                <w:sz w:val="18"/>
+              </w:rPr>
+              <w:t>⑥에 적을 것이 없다 = 내가 한 것이 없는 것</w:t>
+            </w:r>
+          </w:p>
+          <w:p>
+            <w:pPr>
+              <w:spacing w:after="20" w:line="312" w:lineRule="auto"/>
+            </w:pPr>
+            <w:r>
+              <w:rPr>
+                <w:rFonts w:ascii="맑은 고딕" w:hAnsi="맑은 고딕" w:eastAsia="맑은 고딕"/>
+                <w:sz w:val="18"/>
+              </w:rPr>
+              <w:t>둘 중 하나라도 비면, 선생님이 물어볼 것은 하나입니다. “그럼 네가 한 건 뭐야?”</w:t>
+            </w:r>
+          </w:p>
+        </w:tc>
+      </w:tr>
+    </w:tbl>
+    <w:p>
+      <w:pPr>
+        <w:spacing w:after="40"/>
+      </w:pPr>
     </w:p>
     <w:p>
       <w:pPr>
@@ -1951,7 +2538,7 @@
                 <w:b/>
                 <w:sz w:val="19"/>
               </w:rPr>
-              <w:t>[막혔을 때] 이걸 왜 쓰나요?</w:t>
+              <w:t>[막혔을 때] 이걸 왜 쓰나요? 쓰면 감점 아닌가요?</w:t>
             </w:r>
           </w:p>
           <w:p>
@@ -1963,7 +2550,129 @@
                 <w:rFonts w:ascii="맑은 고딕" w:hAnsi="맑은 고딕" w:eastAsia="맑은 고딕"/>
                 <w:sz w:val="19"/>
               </w:rPr>
-              <w:t>→ 선생님이 보려는 것은 ‘AI를 썼는가’가 아니라 ‘어디를 네가 했는가’입니다. 이 기록이 그 증거가 됩니다.</w:t>
+              <w:t>→ 감점 아닙니다. 오히려 반대입니다. 선생님이 보려는 것은 ‘AI를 썼는가’가 아니라 ‘어디를 네가 했는가’입니다. 이 기록이 그 증거가 됩니다. 기록 없이 낸 과제는 어디까지가 네 것인지 알 방법이 없습니다.</w:t>
+            </w:r>
+          </w:p>
+        </w:tc>
+      </w:tr>
+    </w:tbl>
+    <w:p>
+      <w:pPr>
+        <w:spacing w:after="40"/>
+      </w:pPr>
+    </w:p>
+    <w:tbl>
+      <w:tblPr>
+        <w:tblW w:type="auto" w:w="0"/>
+        <w:tblLayout w:type="fixed"/>
+        <w:tblLook w:firstColumn="1" w:firstRow="1" w:lastColumn="0" w:lastRow="0" w:noHBand="0" w:noVBand="1" w:val="04A0"/>
+      </w:tblPr>
+      <w:tblGrid>
+        <w:gridCol w:w="9638"/>
+      </w:tblGrid>
+      <w:tr>
+        <w:tc>
+          <w:tcPr>
+            <w:tcW w:type="dxa" w:w="9638"/>
+            <w:shd w:val="clear" w:color="auto" w:fill="FFFAF3"/>
+            <w:tcBorders>
+              <w:top w:val="single" w:sz="8" w:space="0" w:color="F2DFC4"/>
+              <w:left w:val="single" w:sz="8" w:space="0" w:color="F2DFC4"/>
+              <w:bottom w:val="single" w:sz="8" w:space="0" w:color="F2DFC4"/>
+              <w:right w:val="single" w:sz="8" w:space="0" w:color="F2DFC4"/>
+            </w:tcBorders>
+            <w:tcMar>
+              <w:top w:w="140" w:type="dxa"/>
+              <w:left w:w="140" w:type="dxa"/>
+              <w:bottom w:w="140" w:type="dxa"/>
+              <w:right w:w="140" w:type="dxa"/>
+            </w:tcMar>
+          </w:tcPr>
+          <w:p>
+            <w:pPr>
+              <w:spacing w:after="20" w:line="312" w:lineRule="auto"/>
+            </w:pPr>
+            <w:r/>
+            <w:r>
+              <w:rPr>
+                <w:rFonts w:ascii="맑은 고딕" w:hAnsi="맑은 고딕" w:eastAsia="맑은 고딕"/>
+                <w:b/>
+                <w:sz w:val="19"/>
+              </w:rPr>
+              <w:t>[막혔을 때] AI를 안 썼는데 뭐라고 적나요?</w:t>
+            </w:r>
+          </w:p>
+          <w:p>
+            <w:pPr>
+              <w:spacing w:after="20" w:line="312" w:lineRule="auto"/>
+            </w:pPr>
+            <w:r>
+              <w:rPr>
+                <w:rFonts w:ascii="맑은 고딕" w:hAnsi="맑은 고딕" w:eastAsia="맑은 고딕"/>
+                <w:sz w:val="19"/>
+              </w:rPr>
+              <w:t>→ ‘사용하지 않음 / 0회 / 해당 없음’이라고 적습니다. 그리고 ⑤ 사실 확인과 ⑥ 내가 한 일은 AI를 안 썼어도 채웁니다. 무엇을 어디서 확인했고 무엇을 직접 했는지가 곧 내 몫의 증거입니다.</w:t>
+            </w:r>
+          </w:p>
+        </w:tc>
+      </w:tr>
+    </w:tbl>
+    <w:p>
+      <w:pPr>
+        <w:spacing w:after="40"/>
+      </w:pPr>
+    </w:p>
+    <w:tbl>
+      <w:tblPr>
+        <w:tblW w:type="auto" w:w="0"/>
+        <w:tblLayout w:type="fixed"/>
+        <w:tblLook w:firstColumn="1" w:firstRow="1" w:lastColumn="0" w:lastRow="0" w:noHBand="0" w:noVBand="1" w:val="04A0"/>
+      </w:tblPr>
+      <w:tblGrid>
+        <w:gridCol w:w="9638"/>
+      </w:tblGrid>
+      <w:tr>
+        <w:tc>
+          <w:tcPr>
+            <w:tcW w:type="dxa" w:w="9638"/>
+            <w:shd w:val="clear" w:color="auto" w:fill="FFFAF3"/>
+            <w:tcBorders>
+              <w:top w:val="single" w:sz="8" w:space="0" w:color="F2DFC4"/>
+              <w:left w:val="single" w:sz="8" w:space="0" w:color="F2DFC4"/>
+              <w:bottom w:val="single" w:sz="8" w:space="0" w:color="F2DFC4"/>
+              <w:right w:val="single" w:sz="8" w:space="0" w:color="F2DFC4"/>
+            </w:tcBorders>
+            <w:tcMar>
+              <w:top w:w="140" w:type="dxa"/>
+              <w:left w:w="140" w:type="dxa"/>
+              <w:bottom w:w="140" w:type="dxa"/>
+              <w:right w:w="140" w:type="dxa"/>
+            </w:tcMar>
+          </w:tcPr>
+          <w:p>
+            <w:pPr>
+              <w:spacing w:after="20" w:line="312" w:lineRule="auto"/>
+            </w:pPr>
+            <w:r/>
+            <w:r>
+              <w:rPr>
+                <w:rFonts w:ascii="맑은 고딕" w:hAnsi="맑은 고딕" w:eastAsia="맑은 고딕"/>
+                <w:b/>
+                <w:sz w:val="19"/>
+              </w:rPr>
+              <w:t>[막혔을 때] 고친 게 정말 하나도 없어요</w:t>
+            </w:r>
+          </w:p>
+          <w:p>
+            <w:pPr>
+              <w:spacing w:after="20" w:line="312" w:lineRule="auto"/>
+            </w:pPr>
+            <w:r>
+              <w:rPr>
+                <w:rFonts w:ascii="맑은 고딕" w:hAnsi="맑은 고딕" w:eastAsia="맑은 고딕"/>
+                <w:sz w:val="19"/>
+              </w:rPr>
+              <w:t>→ 그렇다면 아직 과제가 끝나지 않은 것입니다. AI가 준 것을 소리 내어 한 번 읽어 보세요. 내 상황과 안 맞는 문장이 반드시 하나는 나옵니다. 그것부터 고치면 됩니다.</w:t>
             </w:r>
           </w:p>
         </w:tc>
@@ -2141,7 +2850,7 @@
           <w:b w:val="0"/>
           <w:sz w:val="20"/>
         </w:rPr>
-        <w:t>☐  여섯 줄을 모두 채웠다</w:t>
+        <w:t>☐  여섯 줄을 모두 채웠다 (해당 없는 줄도 ‘사용하지 않음 / 해당 없음’이라고 적었다)</w:t>
       </w:r>
     </w:p>
     <w:p>
@@ -2155,7 +2864,21 @@
           <w:b w:val="0"/>
           <w:sz w:val="20"/>
         </w:rPr>
-        <w:t>☐  ‘사실 확인한 내용과 방법’에 S2에서 한 것을 적었다</w:t>
+        <w:t>☐  ④ ‘내가 고친 부분’에 무엇을 어떻게 고쳤는지 적었다</w:t>
+      </w:r>
+    </w:p>
+    <w:p>
+      <w:pPr>
+        <w:spacing w:before="0" w:after="20"/>
+        <w:ind w:left="170"/>
+      </w:pPr>
+      <w:r>
+        <w:rPr>
+          <w:rFonts w:ascii="맑은 고딕" w:hAnsi="맑은 고딕" w:eastAsia="맑은 고딕"/>
+          <w:b w:val="0"/>
+          <w:sz w:val="20"/>
+        </w:rPr>
+        <w:t>☐  ⑥ ‘내가 한 일’에 AI가 대신할 수 없었던 것을 적었다</w:t>
       </w:r>
     </w:p>
     <w:p>
@@ -2503,7 +3226,7 @@
           <w:b w:val="0"/>
           <w:sz w:val="20"/>
         </w:rPr>
-        <w:t>☐  세 가지를 내 문장으로 적었다</w:t>
+        <w:t>☐  세 가지를 내 문장으로 적었다 (교과서 문장을 그대로 옮기지 않았다)</w:t>
       </w:r>
     </w:p>
     <w:p>

--- a/워드/0_학생용_워크북.docx
+++ b/워드/0_학생용_워크북.docx
@@ -926,6 +926,171 @@
           <w:color w:val="9AA4B2"/>
           <w:sz w:val="18"/>
         </w:rPr>
+        <w:t>① 이름              ○ / ✕ →</w:t>
+      </w:r>
+    </w:p>
+    <w:p>
+      <w:pPr>
+        <w:spacing w:before="0" w:after="0"/>
+        <w:ind w:left="170"/>
+      </w:pPr>
+      <w:r>
+        <w:rPr>
+          <w:rFonts w:ascii="맑은 고딕" w:hAnsi="맑은 고딕" w:eastAsia="맑은 고딕"/>
+          <w:b w:val="0"/>
+          <w:color w:val="9AA4B2"/>
+          <w:sz w:val="18"/>
+        </w:rPr>
+        <w:t>② 학번              ○ / ✕ →</w:t>
+      </w:r>
+    </w:p>
+    <w:p>
+      <w:pPr>
+        <w:spacing w:before="0" w:after="0"/>
+        <w:ind w:left="170"/>
+      </w:pPr>
+      <w:r>
+        <w:rPr>
+          <w:rFonts w:ascii="맑은 고딕" w:hAnsi="맑은 고딕" w:eastAsia="맑은 고딕"/>
+          <w:b w:val="0"/>
+          <w:color w:val="9AA4B2"/>
+          <w:sz w:val="18"/>
+        </w:rPr>
+        <w:t>③ 휴대폰 번호        ○ / ✕ →</w:t>
+      </w:r>
+    </w:p>
+    <w:p>
+      <w:pPr>
+        <w:spacing w:before="0" w:after="0"/>
+        <w:ind w:left="170"/>
+      </w:pPr>
+      <w:r>
+        <w:rPr>
+          <w:rFonts w:ascii="맑은 고딕" w:hAnsi="맑은 고딕" w:eastAsia="맑은 고딕"/>
+          <w:b w:val="0"/>
+          <w:color w:val="9AA4B2"/>
+          <w:sz w:val="18"/>
+        </w:rPr>
+        <w:t>④ 사는 동네          ○ / ✕ →</w:t>
+      </w:r>
+    </w:p>
+    <w:p>
+      <w:pPr>
+        <w:spacing w:before="0" w:after="0"/>
+        <w:ind w:left="170"/>
+      </w:pPr>
+      <w:r>
+        <w:rPr>
+          <w:rFonts w:ascii="맑은 고딕" w:hAnsi="맑은 고딕" w:eastAsia="맑은 고딕"/>
+          <w:b w:val="0"/>
+          <w:color w:val="9AA4B2"/>
+          <w:sz w:val="18"/>
+        </w:rPr>
+        <w:t>⑤ 좋아하는 과목      ○ / ✕ →</w:t>
+      </w:r>
+    </w:p>
+    <w:p>
+      <w:pPr>
+        <w:spacing w:before="0" w:after="0"/>
+        <w:ind w:left="170"/>
+      </w:pPr>
+      <w:r>
+        <w:rPr>
+          <w:rFonts w:ascii="맑은 고딕" w:hAnsi="맑은 고딕" w:eastAsia="맑은 고딕"/>
+          <w:b w:val="0"/>
+          <w:color w:val="9AA4B2"/>
+          <w:sz w:val="18"/>
+        </w:rPr>
+        <w:t>⑥ 우리 반 인원 수    ○ / ✕ →</w:t>
+      </w:r>
+    </w:p>
+    <w:p>
+      <w:pPr>
+        <w:spacing w:before="0" w:after="0"/>
+        <w:ind w:left="170"/>
+      </w:pPr>
+      <w:r>
+        <w:rPr>
+          <w:rFonts w:ascii="맑은 고딕" w:hAnsi="맑은 고딕" w:eastAsia="맑은 고딕"/>
+          <w:b w:val="0"/>
+          <w:color w:val="9AA4B2"/>
+          <w:sz w:val="18"/>
+        </w:rPr>
+        <w:t xml:space="preserve"> </w:t>
+      </w:r>
+    </w:p>
+    <w:p>
+      <w:pPr>
+        <w:spacing w:before="0" w:after="0"/>
+        <w:ind w:left="170"/>
+      </w:pPr>
+      <w:r>
+        <w:rPr>
+          <w:rFonts w:ascii="맑은 고딕" w:hAnsi="맑은 고딕" w:eastAsia="맑은 고딕"/>
+          <w:b w:val="0"/>
+          <w:color w:val="9AA4B2"/>
+          <w:sz w:val="18"/>
+        </w:rPr>
+        <w:t>✕ 를 준 것들의 공통점 :</w:t>
+      </w:r>
+    </w:p>
+    <w:p>
+      <w:pPr>
+        <w:spacing w:before="0" w:after="0"/>
+        <w:ind w:left="170"/>
+      </w:pPr>
+      <w:r>
+        <w:rPr>
+          <w:rFonts w:ascii="맑은 고딕" w:hAnsi="맑은 고딕" w:eastAsia="맑은 고딕"/>
+          <w:b w:val="0"/>
+          <w:color w:val="9AA4B2"/>
+          <w:sz w:val="18"/>
+        </w:rPr>
+        <w:t xml:space="preserve">→ </w:t>
+      </w:r>
+    </w:p>
+    <w:p>
+      <w:pPr>
+        <w:spacing w:before="0" w:after="0"/>
+        <w:ind w:left="170"/>
+      </w:pPr>
+      <w:r>
+        <w:rPr>
+          <w:rFonts w:ascii="맑은 고딕" w:hAnsi="맑은 고딕" w:eastAsia="맑은 고딕"/>
+          <w:b w:val="0"/>
+          <w:color w:val="9AA4B2"/>
+          <w:sz w:val="18"/>
+        </w:rPr>
+        <w:t xml:space="preserve"> </w:t>
+      </w:r>
+    </w:p>
+    <w:p>
+      <w:pPr>
+        <w:spacing w:before="0" w:after="0"/>
+        <w:ind w:left="170"/>
+      </w:pPr>
+      <w:r>
+        <w:rPr>
+          <w:rFonts w:ascii="맑은 고딕" w:hAnsi="맑은 고딕" w:eastAsia="맑은 고딕"/>
+          <w:b w:val="0"/>
+          <w:color w:val="9AA4B2"/>
+          <w:sz w:val="18"/>
+        </w:rPr>
+        <w:t>앞으로 AI에 넣지 않을 것 3가지 :</w:t>
+      </w:r>
+    </w:p>
+    <w:p>
+      <w:pPr>
+        <w:spacing w:before="0" w:after="0"/>
+        <w:ind w:left="170"/>
+      </w:pPr>
+      <w:r>
+        <w:rPr>
+          <w:rFonts w:ascii="맑은 고딕" w:hAnsi="맑은 고딕" w:eastAsia="맑은 고딕"/>
+          <w:b w:val="0"/>
+          <w:color w:val="9AA4B2"/>
+          <w:sz w:val="18"/>
+        </w:rPr>
         <w:t>1)</w:t>
       </w:r>
     </w:p>
@@ -957,81 +1122,6 @@
           <w:sz w:val="18"/>
         </w:rPr>
         <w:t>3)</w:t>
-      </w:r>
-    </w:p>
-    <w:p>
-      <w:pPr>
-        <w:spacing w:before="0" w:after="0"/>
-        <w:ind w:left="170"/>
-      </w:pPr>
-      <w:r>
-        <w:rPr>
-          <w:rFonts w:ascii="맑은 고딕" w:hAnsi="맑은 고딕" w:eastAsia="맑은 고딕"/>
-          <w:b w:val="0"/>
-          <w:color w:val="9AA4B2"/>
-          <w:sz w:val="18"/>
-        </w:rPr>
-        <w:t>4)</w:t>
-      </w:r>
-    </w:p>
-    <w:p>
-      <w:pPr>
-        <w:spacing w:before="0" w:after="0"/>
-        <w:ind w:left="170"/>
-      </w:pPr>
-      <w:r>
-        <w:rPr>
-          <w:rFonts w:ascii="맑은 고딕" w:hAnsi="맑은 고딕" w:eastAsia="맑은 고딕"/>
-          <w:b w:val="0"/>
-          <w:color w:val="9AA4B2"/>
-          <w:sz w:val="18"/>
-        </w:rPr>
-        <w:t>5)</w:t>
-      </w:r>
-    </w:p>
-    <w:p>
-      <w:pPr>
-        <w:spacing w:before="0" w:after="0"/>
-        <w:ind w:left="170"/>
-      </w:pPr>
-      <w:r>
-        <w:rPr>
-          <w:rFonts w:ascii="맑은 고딕" w:hAnsi="맑은 고딕" w:eastAsia="맑은 고딕"/>
-          <w:b w:val="0"/>
-          <w:color w:val="9AA4B2"/>
-          <w:sz w:val="18"/>
-        </w:rPr>
-        <w:t>6)</w:t>
-      </w:r>
-    </w:p>
-    <w:p>
-      <w:pPr>
-        <w:spacing w:before="0" w:after="0"/>
-        <w:ind w:left="170"/>
-      </w:pPr>
-      <w:r>
-        <w:rPr>
-          <w:rFonts w:ascii="맑은 고딕" w:hAnsi="맑은 고딕" w:eastAsia="맑은 고딕"/>
-          <w:b w:val="0"/>
-          <w:color w:val="9AA4B2"/>
-          <w:sz w:val="18"/>
-        </w:rPr>
-        <w:t xml:space="preserve"> </w:t>
-      </w:r>
-    </w:p>
-    <w:p>
-      <w:pPr>
-        <w:spacing w:before="0" w:after="0"/>
-        <w:ind w:left="170"/>
-      </w:pPr>
-      <w:r>
-        <w:rPr>
-          <w:rFonts w:ascii="맑은 고딕" w:hAnsi="맑은 고딕" w:eastAsia="맑은 고딕"/>
-          <w:b w:val="0"/>
-          <w:color w:val="9AA4B2"/>
-          <w:sz w:val="18"/>
-        </w:rPr>
-        <w:t>✕ 를 준 것들의 공통점:</w:t>
       </w:r>
     </w:p>
     <w:tbl>
